--- a/DocumentacaoFinal/INTEGRA_2026_Entrega_7_10_Decisoes_da_Integracao_P1_a_P8.docx
+++ b/DocumentacaoFinal/INTEGRA_2026_Entrega_7_10_Decisoes_da_Integracao_P1_a_P8.docx
@@ -605,7 +605,7 @@
                 <w:szCs w:val="17"/>
                 <w:lang w:val="pt-BR"/>
               </w:rPr>
-              <w:t xml:space="preserve">Pedido de Natã da Silva Baracho: explicar e decidir as questões P1 a P8 do plano de integração; colocar no Desenvolvimento.md o que fazem a API, a Oxide, o FluxID e o Worker; juntar os PRs separando por funcionalidade; atualizar o checklist.</w:t>
+              <w:t xml:space="preserve">Síntese das instruções dadas à IA. Contexto: o plano de integração Oxide → FluxID tinha oito questões em aberto (P1 a P8). Tarefa: explicar cada questão, recomendar uma decisão e registrar a escolha do responsável; descrever no Desenvolvimento.md o papel da API, da Oxide, do FluxID e do Worker; organizar o histórico de PRs por funcionalidade; atualizar o checklist. Restrições: só documentos, sem alterar o código. Entrega esperada: documentos atualizados e questionário de confirmação.</w:t>
             </w:r>
           </w:p>
         </w:tc>
@@ -883,7 +883,7 @@
                 <w:szCs w:val="17"/>
                 <w:lang w:val="pt-BR"/>
               </w:rPr>
-              <w:t xml:space="preserve">Questionários respondidos (6 de 6 e 3 de 3 "sim") e aprovação de Natã da Silva Baracho; conferência dos documentos Integracao-Oxide-FluxID.md v1.1, Desenvolvimento.md e Checklist-Projeto.md.</w:t>
+              <w:t xml:space="preserve">Natã da Silva Baracho, responsável pelo backend, leu a explicação de cada questão, decidiu as oito (P1 a P8) e respondeu os dois questionários de confirmação (6 de 6 e 3 de 3 "sim") em 06/10/2026. Conferiu os documentos Integracao-Oxide-FluxID.md v1.1, Desenvolvimento.md e Checklist-Projeto.md. Não houve teste de código nesta entrega: só documentos mudaram.</w:t>
             </w:r>
           </w:p>
         </w:tc>
